--- a/registry/jobs/2026-08-05_065347_bowatt_full-stack-engineer-germany-based/application/cover-letter.docx
+++ b/registry/jobs/2026-08-05_065347_bowatt_full-stack-engineer-germany-based/application/cover-letter.docx
@@ -4,26 +4,6 @@
   <w:body>
     <w:p>
       <w:pPr>
-        <w:pStyle w:val="1"/>
-        <w:pStyle w:val="Heading1"/>
-        <w:bidi w:val="false"/>
-        <w:spacing w:after="120" w:before="480"/>
-      </w:pPr>
-      <w:bookmarkStart w:name="_Toc_Cover_Letter_1" w:id="1"/>
-      <w:r>
-        <w:rPr>
-          <w:rFonts w:ascii="Aptos" w:cs="Aptos" w:eastAsia="Aptos" w:hAnsi="Aptos"/>
-          <w:color w:val="000000"/>
-          <w:sz w:val="32"/>
-          <w:szCs w:val="32"/>
-          <w:rtl w:val="false"/>
-        </w:rPr>
-        <w:t xml:space="preserve">Cover Letter</w:t>
-      </w:r>
-      <w:bookmarkEnd w:id="1"/>
-    </w:p>
-    <w:p>
-      <w:pPr>
         <w:bidi w:val="false"/>
         <w:spacing w:after="120" w:before="120" w:line="259.20000000000005"/>
         <w:jc w:val="left"/>
@@ -53,7 +33,7 @@
           <w:szCs w:val="24"/>
           <w:rtl w:val="false"/>
         </w:rPr>
-        <w:t xml:space="preserve">I have built product systems in Go and PHP, led small engineering teams, and owned work from design through deployment and production support. At Simple.life, I developed a Go automation backend spanning multiple services and AI-assisted workflows. At Hyprr, I helped move a startup product from prototype to closed beta in under six months while contributing directly to backend development and technical direction.</w:t>
+        <w:t xml:space="preserve">I am applying for the Full Stack Engineer position at BoWatt. I bring more than 15 years of software engineering experience, including recent production work in Go, PHP, APIs, event-driven systems, AWS, Kubernetes, and AI-assisted automation. I am drawn to the role’s end-to-end product ownership and to BoWatt’s goal of making requirements and systems engineering more usable for manufacturing teams. I am currently based in Rome, Italy, so I would first need to confirm whether an Italy-based EU working arrangement can satisfy the position’s Germany-based requirement.</w:t>
       </w:r>
     </w:p>
     <w:p>
@@ -70,7 +50,7 @@
           <w:szCs w:val="24"/>
           <w:rtl w:val="false"/>
         </w:rPr>
-        <w:t xml:space="preserve">My strongest contribution would be on Go services, APIs, event-driven architecture, cloud delivery, and end-to-end product ownership. I also have earlier hands-on web experience with JavaScript, HTML/CSS, Bootstrap, and AngularJS, but I would not present that as recent React or TypeScript depth. I value direct collaboration with product and customer-facing colleagues and have repeatedly used operational feedback to improve shipped systems.</w:t>
+        <w:t xml:space="preserve">At Simple.life, I designed and owned a Go backend that connected multiple services and AI-assisted workflows. Working directly with support and operations stakeholders, I translated recurring workflow problems into shipped functionality and introduced automation that reduced manual triage by up to 30%. That combination of backend implementation, integration work, and feedback-led iteration is relevant to building a product that must turn complex technical requirements into practical daily workflows.</w:t>
       </w:r>
     </w:p>
     <w:p>
@@ -87,7 +67,41 @@
           <w:szCs w:val="24"/>
           <w:rtl w:val="false"/>
         </w:rPr>
-        <w:t xml:space="preserve">I would be glad to discuss the current frontend/backend split, the take-home exercise, and the location and work-authorization requirements.</w:t>
+        <w:t xml:space="preserve">I also understand the pace and ambiguity of an early-stage product. At Hyprr, I worked with the CTO to move a social platform from prototype to closed beta in under six months while contributing directly to Go and PHP development and leading a ten-person engineering team. The work required balancing architecture, delivery, and changing product priorities rather than optimizing one isolated component.</w:t>
+      </w:r>
+    </w:p>
+    <w:p>
+      <w:pPr>
+        <w:bidi w:val="false"/>
+        <w:spacing w:after="120" w:before="120" w:line="259.20000000000005"/>
+        <w:jc w:val="left"/>
+      </w:pPr>
+      <w:r>
+        <w:rPr>
+          <w:rFonts w:ascii="Aptos" w:cs="Aptos" w:eastAsia="Aptos" w:hAnsi="Aptos"/>
+          <w:color w:val="000000"/>
+          <w:sz w:val="24"/>
+          <w:szCs w:val="24"/>
+          <w:rtl w:val="false"/>
+        </w:rPr>
+        <w:t xml:space="preserve">My strongest contribution at BoWatt would be Go services, APIs, cloud delivery, integrations, and product-oriented backend ownership. I have earlier hands-on experience with JavaScript, HTML/CSS, Bootstrap, and AngularJS, but I do not claim recent production depth in React or TypeScript. I would be prepared to rebuild that frontend depth while being transparent about where I can contribute immediately and where I would need to ramp up.</w:t>
+      </w:r>
+    </w:p>
+    <w:p>
+      <w:pPr>
+        <w:bidi w:val="false"/>
+        <w:spacing w:after="120" w:before="120" w:line="259.20000000000005"/>
+        <w:jc w:val="left"/>
+      </w:pPr>
+      <w:r>
+        <w:rPr>
+          <w:rFonts w:ascii="Aptos" w:cs="Aptos" w:eastAsia="Aptos" w:hAnsi="Aptos"/>
+          <w:color w:val="000000"/>
+          <w:sz w:val="24"/>
+          <w:szCs w:val="24"/>
+          <w:rtl w:val="false"/>
+        </w:rPr>
+        <w:t xml:space="preserve">I would welcome a conversation about the frontend/backend split, the problems the first engineer should own, and whether my location can fit the employment arrangement before proceeding to the take-home exercise.</w:t>
       </w:r>
     </w:p>
     <w:p>
